--- a/World-Builds/Cappadocian/cappadocian_Doc_05_Ecological_Reconstruction.docx
+++ b/World-Builds/Cappadocian/cappadocian_Doc_05_Ecological_Reconstruction.docx
@@ -2,25 +2,23 @@
 <file path=word/document.xml><?xml version="1.0" encoding="utf-8"?>
 <w:document xmlns:w="http://schemas.openxmlformats.org/wordprocessingml/2006/main" xmlns:m="http://schemas.openxmlformats.org/officeDocument/2006/math" xmlns:r="http://schemas.openxmlformats.org/officeDocument/2006/relationships" xmlns:o="urn:schemas-microsoft-com:office:office" xmlns:v="urn:schemas-microsoft-com:vml" xmlns:w10="urn:schemas-microsoft-com:office:word" xmlns:a="http://schemas.openxmlformats.org/drawingml/2006/main" xmlns:pic="http://schemas.openxmlformats.org/drawingml/2006/picture" xmlns:wp="http://schemas.openxmlformats.org/drawingml/2006/wordprocessingDrawing">
   <w:body>
+    <w:bookmarkStart w:id="31" w:name="X760f76dc373c836b43d7a2d4c87a9704228be6e"/>
     <w:p>
       <w:pPr>
         <w:pStyle w:val="Heading1"/>
       </w:pPr>
-      <w:bookmarkStart w:id="20" w:name="X760f76dc373c836b43d7a2d4c87a9704228be6e"/>
       <w:r>
         <w:t xml:space="preserve">Doc_05 — Ecological Reconstruction (Formation Ecology)</w:t>
       </w:r>
-      <w:bookmarkEnd w:id="20"/>
-    </w:p>
+    </w:p>
+    <w:bookmarkStart w:id="20" w:name="X3a224018e614a0aaf42edbebe800571f6fb64c5"/>
     <w:p>
       <w:pPr>
         <w:pStyle w:val="Heading2"/>
       </w:pPr>
-      <w:bookmarkStart w:id="21" w:name="X489262c40f1fb73c52678aea9ee571b46d69319"/>
-      <w:r>
-        <w:t xml:space="preserve">Nicene-Cappadocian Formation World (cappadocian) — Church in Conversation V7</w:t>
-      </w:r>
-      <w:bookmarkEnd w:id="21"/>
+      <w:r>
+        <w:t xml:space="preserve">Cappadocian Formation World (cappadocian) — Church in Conversation V7</w:t>
+      </w:r>
     </w:p>
     <w:p>
       <w:pPr>
@@ -28,6 +26,7 @@
       </w:pPr>
       <w:r>
         <w:rPr>
+          <w:bCs/>
           <w:b/>
         </w:rPr>
         <w:t xml:space="preserve">Step:</w:t>
@@ -43,6 +42,7 @@
       </w:r>
       <w:r>
         <w:rPr>
+          <w:bCs/>
           <w:b/>
         </w:rPr>
         <w:t xml:space="preserve">Governed by:</w:t>
@@ -58,6 +58,7 @@
       </w:r>
       <w:r>
         <w:rPr>
+          <w:bCs/>
           <w:b/>
         </w:rPr>
         <w:t xml:space="preserve">Voice convention:</w:t>
@@ -73,6 +74,7 @@
       </w:r>
       <w:r>
         <w:rPr>
+          <w:bCs/>
           <w:b/>
         </w:rPr>
         <w:t xml:space="preserve">[Inhabited]</w:t>
@@ -106,6 +108,7 @@
       </w:r>
       <w:r>
         <w:rPr>
+          <w:bCs/>
           <w:b/>
         </w:rPr>
         <w:t xml:space="preserve">not</w:t>
@@ -124,15 +127,15 @@
         </w:pict>
       </w:r>
     </w:p>
+    <w:bookmarkEnd w:id="20"/>
+    <w:bookmarkStart w:id="21" w:name="human-ecology-who-these-people-are"/>
     <w:p>
       <w:pPr>
         <w:pStyle w:val="Heading2"/>
       </w:pPr>
-      <w:bookmarkStart w:id="22" w:name="human-ecology-who-these-people-are"/>
       <w:r>
         <w:t xml:space="preserve">1. Human Ecology — who these people are</w:t>
       </w:r>
-      <w:bookmarkEnd w:id="22"/>
     </w:p>
     <w:p>
       <w:pPr>
@@ -140,6 +143,7 @@
       </w:pPr>
       <w:r>
         <w:rPr>
+          <w:bCs/>
           <w:b/>
         </w:rPr>
         <w:t xml:space="preserve">Frame.</w:t>
@@ -157,6 +161,7 @@
       </w:pPr>
       <w:r>
         <w:rPr>
+          <w:bCs/>
           <w:b/>
         </w:rPr>
         <w:t xml:space="preserve">[Inhabited]</w:t>
@@ -168,15 +173,15 @@
         <w:t xml:space="preserve">Your country is high and cold, and the winter shuts the passes; a bad year is not a figure of speech to you — you have seen the grain run out and the children with the swollen bellies at the church door. The faith is not new in your family: your grandmother could name the teacher who first brought the Gospel to her grandmother’s town, and she could name, closer than comfort, the ones who stood in the last persecution — some of your own blood among the confessors. The old rites are not gone: there is a man two villages over people still visit for charms, and the priest knows it, and the penances for it are written. And you know men and women, grown, respected, who sit among the hearers year after year and do not come to the water — waiting, they say, for a safer season of life. The preachers are severe about that. The water is not a graduation, they say; it is a birth, and no one schedules their own birth.</w:t>
       </w:r>
     </w:p>
+    <w:bookmarkEnd w:id="21"/>
+    <w:bookmarkStart w:id="22" w:name="X3bca1d2fc2841286a0006dd6292baa920485b5e"/>
     <w:p>
       <w:pPr>
         <w:pStyle w:val="Heading2"/>
       </w:pPr>
-      <w:bookmarkStart w:id="23" w:name="X3bca1d2fc2841286a0006dd6292baa920485b5e"/>
       <w:r>
         <w:t xml:space="preserve">2. Community Ecology — household, brotherhood, congregation</w:t>
       </w:r>
-      <w:bookmarkEnd w:id="23"/>
     </w:p>
     <w:p>
       <w:pPr>
@@ -184,6 +189,7 @@
       </w:pPr>
       <w:r>
         <w:rPr>
+          <w:bCs/>
           <w:b/>
         </w:rPr>
         <w:t xml:space="preserve">Frame.</w:t>
@@ -199,6 +205,7 @@
       </w:r>
       <w:r>
         <w:rPr>
+          <w:bCs/>
           <w:b/>
         </w:rPr>
         <w:t xml:space="preserve">household</w:t>
@@ -211,6 +218,7 @@
       </w:r>
       <w:r>
         <w:rPr>
+          <w:bCs/>
           <w:b/>
         </w:rPr>
         <w:t xml:space="preserve">congregation</w:t>
@@ -223,6 +231,7 @@
       </w:r>
       <w:r>
         <w:rPr>
+          <w:bCs/>
           <w:b/>
         </w:rPr>
         <w:t xml:space="preserve">brotherhood/sisterhood</w:t>
@@ -238,6 +247,7 @@
       </w:r>
       <w:r>
         <w:rPr>
+          <w:iCs/>
           <w:i/>
         </w:rPr>
         <w:t xml:space="preserve">against</w:t>
@@ -273,6 +283,7 @@
       </w:pPr>
       <w:r>
         <w:rPr>
+          <w:bCs/>
           <w:b/>
         </w:rPr>
         <w:t xml:space="preserve">[Inhabited]</w:t>
@@ -284,15 +295,15 @@
         <w:t xml:space="preserve">You belong three ways, and they nest. There is the house you were raised in — where your grandmother taught you the psalms and the names of the ones who stood, and the lamp is lit at evening prayer. There is the church — where you were made one of the faithful at the water, where the bishop or the country-bishop knows your family, where the widows are enrolled by name and the penitent stands where all can see, working his way back. And now, up the valley, there is the brotherhood — your cousin went, and the house he joined prays the hours and works the garden and keeps a door for guests and a table for the poor. Some said, when the movement first swept through, that going meant tearing everything up — there were those who left wives, who told slaves that Christ had freed them from their masters, who fasted proudly on the days the church feasts. The bishops wrote canons against that. What stands now is quieter and harder: not escape from the household but the household’s disciplines perfected — obedience, work, prayer, and the guest received as Christ.</w:t>
       </w:r>
     </w:p>
+    <w:bookmarkEnd w:id="22"/>
+    <w:bookmarkStart w:id="23" w:name="Xf433167c18f65f5f56dc18013f4c43cd8b7d2b9"/>
     <w:p>
       <w:pPr>
         <w:pStyle w:val="Heading2"/>
       </w:pPr>
-      <w:bookmarkStart w:id="24" w:name="Xf433167c18f65f5f56dc18013f4c43cd8b7d2b9"/>
       <w:r>
         <w:t xml:space="preserve">3. Worship Ecology — the words that carry the faith</w:t>
       </w:r>
-      <w:bookmarkEnd w:id="24"/>
     </w:p>
     <w:p>
       <w:pPr>
@@ -300,6 +311,7 @@
       </w:pPr>
       <w:r>
         <w:rPr>
+          <w:bCs/>
           <w:b/>
         </w:rPr>
         <w:t xml:space="preserve">Frame.</w:t>
@@ -315,6 +327,7 @@
       </w:r>
       <w:r>
         <w:rPr>
+          <w:iCs/>
           <w:i/>
         </w:rPr>
         <w:t xml:space="preserve">from</w:t>
@@ -345,6 +358,7 @@
       </w:r>
       <w:r>
         <w:rPr>
+          <w:bCs/>
           <w:b/>
         </w:rPr>
         <w:t xml:space="preserve">unwritten customs</w:t>
@@ -360,6 +374,7 @@
       </w:r>
       <w:r>
         <w:rPr>
+          <w:bCs/>
           <w:b/>
         </w:rPr>
         <w:t xml:space="preserve">What is not recoverable:</w:t>
@@ -395,6 +410,7 @@
       </w:pPr>
       <w:r>
         <w:rPr>
+          <w:bCs/>
           <w:b/>
         </w:rPr>
         <w:t xml:space="preserve">[Inhabited]</w:t>
@@ -410,6 +426,7 @@
       </w:r>
       <w:r>
         <w:rPr>
+          <w:iCs/>
           <w:i/>
         </w:rPr>
         <w:t xml:space="preserve">with</w:t>
@@ -421,15 +438,15 @@
         <w:t xml:space="preserve">the Spirit — is now a flag: there are churches where saying it costs the pulpit. On the martyrs’ days the whole country walks: the vigil at the shrine, the story of the standing preached aloud, the stalls and the crowds and the summer dust — your children will remember the feasts before they understand them, which, your teachers say, is the right order.</w:t>
       </w:r>
     </w:p>
+    <w:bookmarkEnd w:id="23"/>
+    <w:bookmarkStart w:id="24" w:name="Xfabd81162a590588f6b3ab0589c7ca78dc502b9"/>
     <w:p>
       <w:pPr>
         <w:pStyle w:val="Heading2"/>
       </w:pPr>
-      <w:bookmarkStart w:id="25" w:name="Xfabd81162a590588f6b3ab0589c7ca78dc502b9"/>
       <w:r>
         <w:t xml:space="preserve">4. Organizational Ecology — sees, country-bishops, councils, court</w:t>
       </w:r>
-      <w:bookmarkEnd w:id="25"/>
     </w:p>
     <w:p>
       <w:pPr>
@@ -437,6 +454,7 @@
       </w:pPr>
       <w:r>
         <w:rPr>
+          <w:bCs/>
           <w:b/>
         </w:rPr>
         <w:t xml:space="preserve">Frame.</w:t>
@@ -454,6 +472,7 @@
       </w:pPr>
       <w:r>
         <w:rPr>
+          <w:bCs/>
           <w:b/>
         </w:rPr>
         <w:t xml:space="preserve">[Inhabited]</w:t>
@@ -465,15 +484,15 @@
         <w:t xml:space="preserve">Your bishop is not far away in the way a governor is far away. He baptized your cousin; he sat in judgment when the miller’s boundary quarrel turned bitter; in the famine year he stood in the granary door and shamed the sellers until the doors opened. Above your country-bishop is the metropolitan at Caesarea, and above him — nothing you can see, though letters go over the mountains to Antioch and Alexandria and Rome, and come back slowly or not at all. Councils you know as weather: decisions arrive, sometimes with an escort. You have lived under bishops the court approved and your teachers did not; you know what it is for the emperor’s faith and the church’s to be two things, and for the difference to be one small word. When the emperor himself came at Epiphany, the church was so full and the singing so loud, they say, that the great man swayed on his feet. Perhaps it is told larger than it was. But you believe the shape of it, because you have seen the lesser version: the governor’s man at the door with a demand, and the bishop, courteous and immovable, explaining that what belongs to God is not on the table.</w:t>
       </w:r>
     </w:p>
+    <w:bookmarkEnd w:id="24"/>
+    <w:bookmarkStart w:id="25" w:name="X18473f32772d6c200d8586e75fd19af8b6fe997"/>
     <w:p>
       <w:pPr>
         <w:pStyle w:val="Heading2"/>
       </w:pPr>
-      <w:bookmarkStart w:id="26" w:name="X18473f32772d6c200d8586e75fd19af8b6fe997"/>
       <w:r>
         <w:t xml:space="preserve">5. Ministry Ecology — famine, the poorhouse, the leper at the door</w:t>
       </w:r>
-      <w:bookmarkEnd w:id="26"/>
     </w:p>
     <w:p>
       <w:pPr>
@@ -481,6 +500,7 @@
       </w:pPr>
       <w:r>
         <w:rPr>
+          <w:bCs/>
           <w:b/>
         </w:rPr>
         <w:t xml:space="preserve">Frame.</w:t>
@@ -489,27 +509,113 @@
         <w:t xml:space="preserve"> </w:t>
       </w:r>
       <w:r>
-        <w:t xml:space="preserve">The famine of c. 368/9 as the ministry lens’s crucible: Basil’s homilies arraign hoarding and usury while organizing relief (Documented); the era’s signature institution follows — the</w:t>
-      </w:r>
-      <w:r>
-        <w:t xml:space="preserve"> </w:t>
-      </w:r>
-      <w:r>
-        <w:rPr>
-          <w:b/>
-        </w:rPr>
-        <w:t xml:space="preserve">Basileias</w:t>
-      </w:r>
-      <w:r>
-        <w:t xml:space="preserve"> </w:t>
-      </w:r>
-      <w:r>
-        <w:t xml:space="preserve">outside Caesarea: guest-house, poorhouse, care for the sick and lepers, staffed by ascetics, negotiated with governors (Documented existence via letters and Or. 43; physical form unidentified — stated); Nazianzen’s On the Love of the Poor makes the leper the test of philanthrōpia; Nyssen preaches the same charge (Documented corpus). The theological ground is explicit in the sources: the poor bear the image; the surplus belongs to the needy (</w:t>
+        <w:t xml:space="preserve">The famine of c. 368/9 as the ministry lens’s crucible: Basil’s homilies arraign hoarding and usury while organizing relief (Documented); the era’s signature institution follows — the poorhouse-hospital complex outside Caesarea (Basil’s own letters call it a</w:t>
+      </w:r>
+      <w:r>
+        <w:t xml:space="preserve"> </w:t>
+      </w:r>
+      <w:r>
+        <w:rPr>
+          <w:iCs/>
+          <w:i/>
+        </w:rPr>
+        <w:t xml:space="preserve">ptōchotropheion</w:t>
+      </w:r>
+      <w:r>
+        <w:t xml:space="preserve">,</w:t>
+      </w:r>
+      <w:r>
+        <w:t xml:space="preserve"> </w:t>
       </w:r>
       <w:r>
         <w:t xml:space="preserve">“</w:t>
       </w:r>
       <w:r>
+        <w:t xml:space="preserve">poor-feeding place</w:t>
+      </w:r>
+      <w:r>
+        <w:t xml:space="preserve">”</w:t>
+      </w:r>
+      <w:r>
+        <w:t xml:space="preserve">; Nazianzen’s Or. 43 calls it</w:t>
+      </w:r>
+      <w:r>
+        <w:t xml:space="preserve"> </w:t>
+      </w:r>
+      <w:r>
+        <w:t xml:space="preserve">“</w:t>
+      </w:r>
+      <w:r>
+        <w:t xml:space="preserve">the new city</w:t>
+      </w:r>
+      <w:r>
+        <w:t xml:space="preserve">”</w:t>
+      </w:r>
+      <w:r>
+        <w:t xml:space="preserve"> </w:t>
+      </w:r>
+      <w:r>
+        <w:t xml:space="preserve">—</w:t>
+      </w:r>
+      <w:r>
+        <w:t xml:space="preserve"> </w:t>
+      </w:r>
+      <w:r>
+        <w:rPr>
+          <w:bCs/>
+          <w:b/>
+        </w:rPr>
+        <w:t xml:space="preserve">not</w:t>
+      </w:r>
+      <w:r>
+        <w:rPr>
+          <w:bCs/>
+          <w:b/>
+        </w:rPr>
+        <w:t xml:space="preserve"> </w:t>
+      </w:r>
+      <w:r>
+        <w:rPr>
+          <w:bCs/>
+          <w:b/>
+        </w:rPr>
+        <w:t xml:space="preserve">“</w:t>
+      </w:r>
+      <w:r>
+        <w:rPr>
+          <w:bCs/>
+          <w:b/>
+        </w:rPr>
+        <w:t xml:space="preserve">the Basileias,</w:t>
+      </w:r>
+      <w:r>
+        <w:rPr>
+          <w:bCs/>
+          <w:b/>
+        </w:rPr>
+        <w:t xml:space="preserve">”</w:t>
+      </w:r>
+      <w:r>
+        <w:rPr>
+          <w:bCs/>
+          <w:b/>
+        </w:rPr>
+        <w:t xml:space="preserve"> </w:t>
+      </w:r>
+      <w:r>
+        <w:rPr>
+          <w:bCs/>
+          <w:b/>
+        </w:rPr>
+        <w:t xml:space="preserve">a later name (Sozomen and subsequent usage), not this world’s own word for it, per Doc_02 §2’s correction</w:t>
+      </w:r>
+      <w:r>
+        <w:t xml:space="preserve">): guest-house, poorhouse, care for the sick and lepers, staffed by ascetics, negotiated with governors (Documented existence via letters and Or. 43; physical form unidentified — stated); Nazianzen’s On the Love of the Poor makes the leper the test of philanthrōpia; Nyssen preaches the same charge (Documented corpus). The theological ground is explicit in the sources: the poor bear the image; the surplus belongs to the needy (</w:t>
+      </w:r>
+      <w:r>
+        <w:t xml:space="preserve">“</w:t>
+      </w:r>
+      <w:r>
         <w:t xml:space="preserve">the bread you keep belongs to the hungry</w:t>
       </w:r>
       <w:r>
@@ -528,6 +634,7 @@
       </w:pPr>
       <w:r>
         <w:rPr>
+          <w:bCs/>
           <w:b/>
         </w:rPr>
         <w:t xml:space="preserve">[Inhabited]</w:t>
@@ -539,15 +646,15 @@
         <w:t xml:space="preserve">In the hunger year you saw what the church is for, when the sky had been bronze for months and the rich were waiting on the price. The preaching that season was not gentle: the bread in your cupboard belongs to the hungry, the coat in your chest to the naked; you have been made a steward, not an owner, and the poor man at your door is the Lord’s own claim on you. And then — this is what you did not expect — the preaching became buildings: outside the city a new quarter rose, guest-house and infirmary and kitchens, where the traveler is taken in and the sick are nursed and the lepers — the ones whose faces the disease has taken, whom everyone fears to touch — are washed and fed by men and women who chose that work as their prayer. Some called it a wonder of the age. Some grumbled about the cost. You have heard a teacher say the man with two coats has stolen one of them; you have also stood in your own doorway deciding, and you know the sentence is easier to praise than to obey.</w:t>
       </w:r>
     </w:p>
+    <w:bookmarkEnd w:id="25"/>
+    <w:bookmarkStart w:id="26" w:name="X54f301358fe6a88166ce9d6e34d19dea90841f4"/>
     <w:p>
       <w:pPr>
         <w:pStyle w:val="Heading2"/>
       </w:pPr>
-      <w:bookmarkStart w:id="27" w:name="X54f301358fe6a88166ce9d6e34d19dea90841f4"/>
       <w:r>
         <w:t xml:space="preserve">6. Meaning Transmission and Interpretive Ecology</w:t>
       </w:r>
-      <w:bookmarkEnd w:id="27"/>
     </w:p>
     <w:p>
       <w:pPr>
@@ -555,6 +662,7 @@
       </w:pPr>
       <w:r>
         <w:rPr>
+          <w:bCs/>
           <w:b/>
         </w:rPr>
         <w:t xml:space="preserve">Frame.</w:t>
@@ -570,6 +678,7 @@
       </w:r>
       <w:r>
         <w:rPr>
+          <w:iCs/>
           <w:i/>
         </w:rPr>
         <w:t xml:space="preserve">doxologically</w:t>
@@ -587,6 +696,7 @@
       </w:pPr>
       <w:r>
         <w:rPr>
+          <w:bCs/>
           <w:b/>
         </w:rPr>
         <w:t xml:space="preserve">[Inhabited]</w:t>
@@ -598,15 +708,15 @@
         <w:t xml:space="preserve">You learned the faith before you knew you were learning it: psalms at the lamp, the story of the Forty told on their night, your grandmother’s voice naming the teacher of her grandmother’s town. If you are among the schooled, you were sent away young to the rhetors — pagan books, pagan teachers — and your elders were not afraid: take the honey, they said, leave the poison; the bee does not copy the flower. There was an emperor, in your parents’ time, who tried to take the books back — said a Christian could not honestly teach Homer — and the anger of your teachers at that has not cooled yet: the words are not his to fence. And you have learned, listening to the great arguments, a strange and steadying thing about words themselves: every name we give to God — unbegotten, Father, light, rock — reaches truly and seizes nothing. The clever man from Cyzicus says one word can hold God’s very being. Your teachers call that not depth but blasphemy dressed as logic: what God is, no mind can compass; what God has shown, no tongue may deny. Between those two reverences is where all true speech about God lives — you did not expect the deepest lesson of the age to be about grammar, but it is.</w:t>
       </w:r>
     </w:p>
+    <w:bookmarkEnd w:id="26"/>
+    <w:bookmarkStart w:id="27" w:name="emotional-and-affective-ecology"/>
     <w:p>
       <w:pPr>
         <w:pStyle w:val="Heading2"/>
       </w:pPr>
-      <w:bookmarkStart w:id="28" w:name="emotional-and-affective-ecology"/>
       <w:r>
         <w:t xml:space="preserve">7. Emotional and Affective Ecology</w:t>
       </w:r>
-      <w:bookmarkEnd w:id="28"/>
     </w:p>
     <w:p>
       <w:pPr>
@@ -614,6 +724,7 @@
       </w:pPr>
       <w:r>
         <w:rPr>
+          <w:bCs/>
           <w:b/>
         </w:rPr>
         <w:t xml:space="preserve">Frame.</w:t>
@@ -629,6 +740,7 @@
       </w:r>
       <w:r>
         <w:rPr>
+          <w:bCs/>
           <w:b/>
         </w:rPr>
         <w:t xml:space="preserve">doxological awe with tender grief</w:t>
@@ -646,6 +758,7 @@
       </w:pPr>
       <w:r>
         <w:rPr>
+          <w:bCs/>
           <w:b/>
         </w:rPr>
         <w:t xml:space="preserve">[Inhabited]</w:t>
@@ -693,15 +806,15 @@
         <w:t xml:space="preserve">Between the awe and the grief there is much gladness: the feasts are loud, the psalms in the night are sweet, friendship here is loved extravagantly — souls knit, letters treasured, and when friendship breaks (it broke, in the great generation, over a bishop’s necessity) the wound is spoken of for years, in poems, without shame. The enemies your teachers name most are quiet ones: envy, which their homilies call the devil’s own sin; ambition, which wears vestments as easily as armor; and the tongue too confident about God — the man who has an answer for everything has understood nothing, and your world will say so to his face.</w:t>
       </w:r>
     </w:p>
+    <w:bookmarkEnd w:id="27"/>
+    <w:bookmarkStart w:id="28" w:name="power-influence-and-historical-dynamics"/>
     <w:p>
       <w:pPr>
         <w:pStyle w:val="Heading2"/>
       </w:pPr>
-      <w:bookmarkStart w:id="29" w:name="power-influence-and-historical-dynamics"/>
       <w:r>
         <w:t xml:space="preserve">8. Power, Influence, and Historical Dynamics</w:t>
       </w:r>
-      <w:bookmarkEnd w:id="29"/>
     </w:p>
     <w:p>
       <w:pPr>
@@ -709,6 +822,7 @@
       </w:pPr>
       <w:r>
         <w:rPr>
+          <w:bCs/>
           <w:b/>
         </w:rPr>
         <w:t xml:space="preserve">Frame.</w:t>
@@ -724,6 +838,7 @@
       </w:r>
       <w:r>
         <w:rPr>
+          <w:iCs/>
           <w:i/>
         </w:rPr>
         <w:t xml:space="preserve">was</w:t>
@@ -739,6 +854,7 @@
       </w:r>
       <w:r>
         <w:rPr>
+          <w:iCs/>
           <w:i/>
         </w:rPr>
         <w:t xml:space="preserve">absent</w:t>
@@ -750,15 +866,15 @@
         <w:t xml:space="preserve">here in its Latin form — this world’s establishment moment arrives at its end, and its record is of being pressed, not pressing (an honest asymmetry with the Latin world, named rather than smoothed; what enforcement under Theodosius looked like on the ground in Cappadocia is thinly documented in this corpus — Inferential/Thin).</w:t>
       </w:r>
     </w:p>
+    <w:bookmarkEnd w:id="28"/>
+    <w:bookmarkStart w:id="29" w:name="X272254fa88c4b5b5040dca64009bd48ae55e68d"/>
     <w:p>
       <w:pPr>
         <w:pStyle w:val="Heading2"/>
       </w:pPr>
-      <w:bookmarkStart w:id="30" w:name="X272254fa88c4b5b5040dca64009bd48ae55e68d"/>
       <w:r>
         <w:t xml:space="preserve">9. Boundary Ecology (with forces constitutive)</w:t>
       </w:r>
-      <w:bookmarkEnd w:id="30"/>
     </w:p>
     <w:p>
       <w:pPr>
@@ -766,6 +882,7 @@
       </w:pPr>
       <w:r>
         <w:rPr>
+          <w:bCs/>
           <w:b/>
         </w:rPr>
         <w:t xml:space="preserve">Frame.</w:t>
@@ -781,6 +898,7 @@
       </w:r>
       <w:r>
         <w:rPr>
+          <w:bCs/>
           <w:b/>
         </w:rPr>
         <w:t xml:space="preserve">Homoian imperial church</w:t>
@@ -808,6 +926,7 @@
       </w:r>
       <w:r>
         <w:rPr>
+          <w:bCs/>
           <w:b/>
         </w:rPr>
         <w:t xml:space="preserve">Eunomians</w:t>
@@ -823,6 +942,7 @@
       </w:r>
       <w:r>
         <w:rPr>
+          <w:bCs/>
           <w:b/>
         </w:rPr>
         <w:t xml:space="preserve">radical ascetics</w:t>
@@ -838,6 +958,7 @@
       </w:r>
       <w:r>
         <w:rPr>
+          <w:bCs/>
           <w:b/>
         </w:rPr>
         <w:t xml:space="preserve">old religion</w:t>
@@ -853,6 +974,7 @@
       </w:r>
       <w:r>
         <w:rPr>
+          <w:bCs/>
           <w:b/>
         </w:rPr>
         <w:t xml:space="preserve">Jews</w:t>
@@ -868,6 +990,7 @@
       </w:r>
       <w:r>
         <w:rPr>
+          <w:bCs/>
           <w:b/>
         </w:rPr>
         <w:t xml:space="preserve">frontier peoples</w:t>
@@ -885,6 +1008,7 @@
       </w:pPr>
       <w:r>
         <w:rPr>
+          <w:bCs/>
           <w:b/>
         </w:rPr>
         <w:t xml:space="preserve">[Inhabited]</w:t>
@@ -896,15 +1020,15 @@
         <w:t xml:space="preserve">The lines you live among do not run where a stranger would draw them. The hardest line runs through churches that look like yours: same Scriptures, same feasts, and a creed one careful word apart — and for two reigns the court stood on the other side of that word, and bishops you loved slept in wagons on the exile roads. There is a line against the clever ones who say God’s essence sits inside a single name, and who baptize again those who come to them, as if the Name had failed the first time. There is a line — your own elders drew it — against the fierce ones who would break marriages and unseat masters and fast against the feasts for holiness’ sake: the church blessed the renouncers and refused the wreckers, and some of the fierce ones never forgave it. And there is the old religion, not so much an enemy across a field as a smell in the house: the emperor who loved the gods is dead, but the charm-seller two villages over is not. You were taught to keep the boundary the way you keep the doxology: exactly, and without hate — the God you cannot comprehend is not honored by a fist.</w:t>
       </w:r>
     </w:p>
+    <w:bookmarkEnd w:id="29"/>
+    <w:bookmarkStart w:id="30" w:name="X9988c281cea8fc8bebb1a01a51e9bcff37ea2f0"/>
     <w:p>
       <w:pPr>
         <w:pStyle w:val="Heading2"/>
       </w:pPr>
-      <w:bookmarkStart w:id="31" w:name="X9988c281cea8fc8bebb1a01a51e9bcff37ea2f0"/>
       <w:r>
         <w:t xml:space="preserve">10. Formation Logic (summary; full synthesis at Doc_07 2E)</w:t>
       </w:r>
-      <w:bookmarkEnd w:id="31"/>
     </w:p>
     <w:p>
       <w:pPr>
@@ -912,6 +1036,7 @@
       </w:pPr>
       <w:r>
         <w:rPr>
+          <w:bCs/>
           <w:b/>
         </w:rPr>
         <w:t xml:space="preserve">Frame.</w:t>
@@ -927,6 +1052,7 @@
       </w:r>
       <w:r>
         <w:rPr>
+          <w:bCs/>
           <w:b/>
         </w:rPr>
         <w:t xml:space="preserve">binding the whole of life — household, speech, learning, wealth, grief — into the right glorification of the God no mind can compass</w:t>
@@ -939,6 +1065,7 @@
       </w:r>
       <w:r>
         <w:rPr>
+          <w:iCs/>
           <w:i/>
         </w:rPr>
         <w:t xml:space="preserve">eusebeia</w:t>
@@ -960,6 +1087,7 @@
       </w:pPr>
       <w:r>
         <w:rPr>
+          <w:bCs/>
           <w:b/>
         </w:rPr>
         <w:t xml:space="preserve">Proportionality assessment:</w:t>
@@ -975,6 +1103,7 @@
       </w:r>
       <w:r>
         <w:rPr>
+          <w:bCs/>
           <w:b/>
         </w:rPr>
         <w:t xml:space="preserve">Integration assessment:</w:t>
@@ -992,11 +1121,14 @@
       </w:pPr>
       <w:r>
         <w:rPr>
+          <w:iCs/>
           <w:i/>
         </w:rPr>
         <w:t xml:space="preserve">No Representative content appears in this document.</w:t>
       </w:r>
     </w:p>
+    <w:bookmarkEnd w:id="30"/>
+    <w:bookmarkEnd w:id="31"/>
     <w:sectPr/>
   </w:body>
 </w:document>
@@ -1028,17 +1160,14 @@
 <file path=word/numbering.xml><?xml version="1.0" encoding="utf-8"?>
 <w:numbering xmlns:w="http://schemas.openxmlformats.org/wordprocessingml/2006/main">
   <w:abstractNum w:abstractNumId="990">
-    <w:nsid w:val="2c1ae401"/>
+    <w:nsid w:val="A990"/>
     <w:multiLevelType w:val="multilevel"/>
     <w:lvl w:ilvl="0">
       <w:numFmt w:val="bullet"/>
       <w:lvlText w:val=" "/>
       <w:lvlJc w:val="left"/>
       <w:pPr>
-        <w:tabs>
-          <w:tab w:val="num" w:pos="0"/>
-        </w:tabs>
-        <w:ind w:left="480" w:hanging="480"/>
+        <w:ind w:left="720" w:hanging="480"/>
       </w:pPr>
     </w:lvl>
     <w:lvl w:ilvl="1">
@@ -1046,10 +1175,7 @@
       <w:lvlText w:val=" "/>
       <w:lvlJc w:val="left"/>
       <w:pPr>
-        <w:tabs>
-          <w:tab w:val="num" w:pos="720"/>
-        </w:tabs>
-        <w:ind w:left="1200" w:hanging="480"/>
+        <w:ind w:left="1440" w:hanging="480"/>
       </w:pPr>
     </w:lvl>
     <w:lvl w:ilvl="2">
@@ -1057,10 +1183,7 @@
       <w:lvlText w:val=" "/>
       <w:lvlJc w:val="left"/>
       <w:pPr>
-        <w:tabs>
-          <w:tab w:val="num" w:pos="1440"/>
-        </w:tabs>
-        <w:ind w:left="1920" w:hanging="480"/>
+        <w:ind w:left="2160" w:hanging="480"/>
       </w:pPr>
     </w:lvl>
     <w:lvl w:ilvl="3">
@@ -1068,10 +1191,7 @@
       <w:lvlText w:val=" "/>
       <w:lvlJc w:val="left"/>
       <w:pPr>
-        <w:tabs>
-          <w:tab w:val="num" w:pos="2160"/>
-        </w:tabs>
-        <w:ind w:left="2640" w:hanging="480"/>
+        <w:ind w:left="2880" w:hanging="480"/>
       </w:pPr>
     </w:lvl>
     <w:lvl w:ilvl="4">
@@ -1079,10 +1199,7 @@
       <w:lvlText w:val=" "/>
       <w:lvlJc w:val="left"/>
       <w:pPr>
-        <w:tabs>
-          <w:tab w:val="num" w:pos="2880"/>
-        </w:tabs>
-        <w:ind w:left="3360" w:hanging="480"/>
+        <w:ind w:left="3600" w:hanging="480"/>
       </w:pPr>
     </w:lvl>
     <w:lvl w:ilvl="5">
@@ -1090,10 +1207,7 @@
       <w:lvlText w:val=" "/>
       <w:lvlJc w:val="left"/>
       <w:pPr>
-        <w:tabs>
-          <w:tab w:val="num" w:pos="3600"/>
-        </w:tabs>
-        <w:ind w:left="4080" w:hanging="480"/>
+        <w:ind w:left="4320" w:hanging="480"/>
       </w:pPr>
     </w:lvl>
     <w:lvl w:ilvl="6">
@@ -1101,10 +1215,7 @@
       <w:lvlText w:val=" "/>
       <w:lvlJc w:val="left"/>
       <w:pPr>
-        <w:tabs>
-          <w:tab w:val="num" w:pos="4320"/>
-        </w:tabs>
-        <w:ind w:left="4800" w:hanging="480"/>
+        <w:ind w:left="5040" w:hanging="480"/>
       </w:pPr>
     </w:lvl>
     <w:lvl w:ilvl="7">
@@ -1112,10 +1223,7 @@
       <w:lvlText w:val=" "/>
       <w:lvlJc w:val="left"/>
       <w:pPr>
-        <w:tabs>
-          <w:tab w:val="num" w:pos="5040"/>
-        </w:tabs>
-        <w:ind w:left="5520" w:hanging="480"/>
+        <w:ind w:left="5760" w:hanging="480"/>
       </w:pPr>
     </w:lvl>
     <w:lvl w:ilvl="8">
@@ -1123,10 +1231,7 @@
       <w:lvlText w:val=" "/>
       <w:lvlJc w:val="left"/>
       <w:pPr>
-        <w:tabs>
-          <w:tab w:val="num" w:pos="5760"/>
-        </w:tabs>
-        <w:ind w:left="6240" w:hanging="480"/>
+        <w:ind w:left="6480" w:hanging="480"/>
       </w:pPr>
     </w:lvl>
   </w:abstractNum>
@@ -1141,10 +1246,10 @@
   <w:docDefaults>
     <w:rPrDefault>
       <w:rPr>
-        <w:rFonts w:asciiTheme="minorHAnsi" w:eastAsiaTheme="minorHAnsi" w:hAnsiTheme="minorHAnsi" w:cstheme="minorBidi"/>
+        <w:rFonts w:asciiTheme="minorHAnsi" w:cstheme="minorBidi" w:eastAsiaTheme="minorHAnsi" w:hAnsiTheme="minorHAnsi"/>
         <w:sz w:val="24"/>
         <w:szCs w:val="24"/>
-        <w:lang w:val="en-US" w:eastAsia="en-US" w:bidi="ar-SA"/>
+        <w:lang w:bidi="ar-SA" w:eastAsia="en-US" w:val="en-US"/>
       </w:rPr>
     </w:rPrDefault>
     <w:pPrDefault>
@@ -1153,35 +1258,35 @@
       </w:pPr>
     </w:pPrDefault>
   </w:docDefaults>
-  <w:latentStyles w:defLockedState="0" w:defUIPriority="0" w:defSemiHidden="0" w:defUnhideWhenUsed="0" w:defQFormat="0" w:count="276"/>
-  <w:style w:type="paragraph" w:default="1" w:styleId="Normal">
+  <w:latentStyles w:count="276" w:defLockedState="0" w:defQFormat="0" w:defSemiHidden="0" w:defUIPriority="0" w:defUnhideWhenUsed="0"/>
+  <w:style w:default="1" w:styleId="Normal" w:type="paragraph">
     <w:name w:val="Normal"/>
     <w:qFormat/>
   </w:style>
-  <w:style w:type="paragraph" w:styleId="BodyText">
+  <w:style w:styleId="BodyText" w:type="paragraph">
     <w:name w:val="Body Text"/>
     <w:basedOn w:val="Normal"/>
     <w:link w:val="BodyTextChar"/>
     <w:pPr>
-      <w:spacing w:before="180" w:after="180"/>
-    </w:pPr>
-    <w:qFormat/>
-  </w:style>
-  <w:style w:type="paragraph" w:customStyle="1" w:styleId="FirstParagraph">
+      <w:spacing w:after="180" w:before="180"/>
+    </w:pPr>
+    <w:qFormat/>
+  </w:style>
+  <w:style w:customStyle="1" w:styleId="FirstParagraph" w:type="paragraph">
     <w:name w:val="First Paragraph"/>
     <w:basedOn w:val="BodyText"/>
     <w:next w:val="BodyText"/>
     <w:qFormat/>
   </w:style>
-  <w:style w:type="paragraph" w:customStyle="1" w:styleId="Compact">
+  <w:style w:customStyle="1" w:styleId="Compact" w:type="paragraph">
     <w:name w:val="Compact"/>
     <w:basedOn w:val="BodyText"/>
     <w:qFormat/>
     <w:pPr>
-      <w:spacing w:before="36" w:after="36"/>
-    </w:pPr>
-  </w:style>
-  <w:style w:type="paragraph" w:styleId="Title">
+      <w:spacing w:after="36" w:before="36"/>
+    </w:pPr>
+  </w:style>
+  <w:style w:styleId="Title" w:type="paragraph">
     <w:name w:val="Title"/>
     <w:basedOn w:val="Normal"/>
     <w:next w:val="BodyText"/>
@@ -1189,19 +1294,19 @@
     <w:pPr>
       <w:keepNext/>
       <w:keepLines/>
-      <w:spacing w:before="480" w:after="240"/>
+      <w:spacing w:after="240" w:before="480"/>
       <w:jc w:val="center"/>
     </w:pPr>
     <w:rPr>
-      <w:rFonts w:asciiTheme="majorHAnsi" w:eastAsiaTheme="majorEastAsia" w:hAnsiTheme="majorHAnsi" w:cstheme="majorBidi"/>
+      <w:rFonts w:asciiTheme="majorHAnsi" w:cstheme="majorBidi" w:eastAsiaTheme="majorEastAsia" w:hAnsiTheme="majorHAnsi"/>
       <w:b/>
       <w:bCs/>
-      <w:color w:val="345A8A" w:themeColor="accent1" w:themeShade="B5"/>
+      <w:color w:themeColor="accent1" w:themeShade="B5" w:val="345A8A"/>
       <w:sz w:val="36"/>
       <w:szCs w:val="36"/>
     </w:rPr>
   </w:style>
-  <w:style w:type="paragraph" w:styleId="Subtitle">
+  <w:style w:styleId="Subtitle" w:type="paragraph">
     <w:name w:val="Subtitle"/>
     <w:basedOn w:val="Title"/>
     <w:next w:val="BodyText"/>
@@ -1209,7 +1314,7 @@
     <w:pPr>
       <w:keepNext/>
       <w:keepLines/>
-      <w:spacing w:before="240" w:after="240"/>
+      <w:spacing w:after="240" w:before="240"/>
       <w:jc w:val="center"/>
     </w:pPr>
     <w:rPr>
@@ -1217,7 +1322,7 @@
       <w:szCs w:val="30"/>
     </w:rPr>
   </w:style>
-  <w:style w:type="paragraph" w:customStyle="1" w:styleId="Author">
+  <w:style w:customStyle="1" w:styleId="Author" w:type="paragraph">
     <w:name w:val="Author"/>
     <w:next w:val="BodyText"/>
     <w:qFormat/>
@@ -1227,7 +1332,7 @@
       <w:jc w:val="center"/>
     </w:pPr>
   </w:style>
-  <w:style w:type="paragraph" w:styleId="Date">
+  <w:style w:styleId="Date" w:type="paragraph">
     <w:name w:val="Date"/>
     <w:next w:val="BodyText"/>
     <w:qFormat/>
@@ -1237,7 +1342,26 @@
       <w:jc w:val="center"/>
     </w:pPr>
   </w:style>
-  <w:style w:type="paragraph" w:customStyle="1" w:styleId="Abstract">
+  <w:style w:customStyle="1" w:styleId="AbstractTitle" w:type="paragraph">
+    <w:name w:val="Abstract Title"/>
+    <w:basedOn w:val="Normal"/>
+    <w:next w:val="Abstract"/>
+    <w:qFormat/>
+    <w:pPr>
+      <w:keepNext/>
+      <w:keepLines/>
+      <w:jc w:val="center"/>
+      <w:spacing w:after="0" w:before="300"/>
+    </w:pPr>
+    <w:rPr>
+      <w:sz w:val="20"/>
+      <w:szCs w:val="20"/>
+      <w:b/>
+      <w:color w:val="345A8A"/>
+      &gt;
+    </w:rPr>
+  </w:style>
+  <w:style w:customStyle="1" w:styleId="Abstract" w:type="paragraph">
     <w:name w:val="Abstract"/>
     <w:basedOn w:val="Normal"/>
     <w:next w:val="BodyText"/>
@@ -1245,14 +1369,14 @@
     <w:pPr>
       <w:keepNext/>
       <w:keepLines/>
-      <w:spacing w:before="300" w:after="300"/>
+      <w:spacing w:after="300" w:before="100"/>
     </w:pPr>
     <w:rPr>
       <w:sz w:val="20"/>
       <w:szCs w:val="20"/>
     </w:rPr>
   </w:style>
-  <w:style w:type="paragraph" w:styleId="Bibliography">
+  <w:style w:styleId="Bibliography" w:type="paragraph">
     <w:name w:val="Bibliography"/>
     <w:basedOn w:val="Normal"/>
     <w:next w:val="Bibliography"/>
@@ -1260,7 +1384,7 @@
     <w:pPr/>
     <w:rPr/>
   </w:style>
-  <w:style w:type="paragraph" w:styleId="Heading1">
+  <w:style w:styleId="Heading1" w:type="paragraph">
     <w:name w:val="Heading 1"/>
     <w:basedOn w:val="Normal"/>
     <w:next w:val="BodyText"/>
@@ -1269,19 +1393,19 @@
     <w:pPr>
       <w:keepNext/>
       <w:keepLines/>
-      <w:spacing w:before="480" w:after="0"/>
+      <w:spacing w:after="0" w:before="480"/>
       <w:outlineLvl w:val="0"/>
     </w:pPr>
     <w:rPr>
-      <w:rFonts w:asciiTheme="majorHAnsi" w:eastAsiaTheme="majorEastAsia" w:hAnsiTheme="majorHAnsi" w:cstheme="majorBidi"/>
+      <w:rFonts w:asciiTheme="majorHAnsi" w:cstheme="majorBidi" w:eastAsiaTheme="majorEastAsia" w:hAnsiTheme="majorHAnsi"/>
       <w:b/>
       <w:bCs/>
-      <w:color w:val="4F81BD" w:themeColor="accent1"/>
+      <w:color w:themeColor="accent1" w:val="4F81BD"/>
       <w:sz w:val="32"/>
       <w:szCs w:val="32"/>
     </w:rPr>
   </w:style>
-  <w:style w:type="paragraph" w:styleId="Heading2">
+  <w:style w:styleId="Heading2" w:type="paragraph">
     <w:name w:val="Heading 2"/>
     <w:basedOn w:val="Normal"/>
     <w:next w:val="BodyText"/>
@@ -1291,19 +1415,19 @@
     <w:pPr>
       <w:keepNext/>
       <w:keepLines/>
-      <w:spacing w:before="200" w:after="0"/>
+      <w:spacing w:after="0" w:before="200"/>
       <w:outlineLvl w:val="1"/>
     </w:pPr>
     <w:rPr>
-      <w:rFonts w:asciiTheme="majorHAnsi" w:eastAsiaTheme="majorEastAsia" w:hAnsiTheme="majorHAnsi" w:cstheme="majorBidi"/>
+      <w:rFonts w:asciiTheme="majorHAnsi" w:cstheme="majorBidi" w:eastAsiaTheme="majorEastAsia" w:hAnsiTheme="majorHAnsi"/>
       <w:b/>
       <w:bCs/>
-      <w:color w:val="4F81BD" w:themeColor="accent1"/>
+      <w:color w:themeColor="accent1" w:val="4F81BD"/>
       <w:sz w:val="28"/>
       <w:szCs w:val="28"/>
     </w:rPr>
   </w:style>
-  <w:style w:type="paragraph" w:styleId="Heading3">
+  <w:style w:styleId="Heading3" w:type="paragraph">
     <w:name w:val="Heading 3"/>
     <w:basedOn w:val="Normal"/>
     <w:next w:val="BodyText"/>
@@ -1313,19 +1437,19 @@
     <w:pPr>
       <w:keepNext/>
       <w:keepLines/>
-      <w:spacing w:before="200" w:after="0"/>
+      <w:spacing w:after="0" w:before="200"/>
       <w:outlineLvl w:val="2"/>
     </w:pPr>
     <w:rPr>
-      <w:rFonts w:asciiTheme="majorHAnsi" w:eastAsiaTheme="majorEastAsia" w:hAnsiTheme="majorHAnsi" w:cstheme="majorBidi"/>
+      <w:rFonts w:asciiTheme="majorHAnsi" w:cstheme="majorBidi" w:eastAsiaTheme="majorEastAsia" w:hAnsiTheme="majorHAnsi"/>
       <w:b/>
       <w:bCs/>
-      <w:color w:val="4F81BD" w:themeColor="accent1"/>
+      <w:color w:themeColor="accent1" w:val="4F81BD"/>
       <w:sz w:val="24"/>
       <w:szCs w:val="24"/>
     </w:rPr>
   </w:style>
-  <w:style w:type="paragraph" w:styleId="Heading4">
+  <w:style w:styleId="Heading4" w:type="paragraph">
     <w:name w:val="Heading 4"/>
     <w:basedOn w:val="Normal"/>
     <w:next w:val="BodyText"/>
@@ -1335,19 +1459,19 @@
     <w:pPr>
       <w:keepNext/>
       <w:keepLines/>
-      <w:spacing w:before="200" w:after="0"/>
+      <w:spacing w:after="0" w:before="200"/>
       <w:outlineLvl w:val="3"/>
     </w:pPr>
     <w:rPr>
-      <w:rFonts w:asciiTheme="majorHAnsi" w:eastAsiaTheme="majorEastAsia" w:hAnsiTheme="majorHAnsi" w:cstheme="majorBidi"/>
+      <w:rFonts w:asciiTheme="majorHAnsi" w:cstheme="majorBidi" w:eastAsiaTheme="majorEastAsia" w:hAnsiTheme="majorHAnsi"/>
       <w:i/>
       <w:bCs/>
-      <w:color w:val="4F81BD" w:themeColor="accent1"/>
+      <w:color w:themeColor="accent1" w:val="4F81BD"/>
       <w:sz w:val="24"/>
       <w:szCs w:val="24"/>
     </w:rPr>
   </w:style>
-  <w:style w:type="paragraph" w:styleId="Heading5">
+  <w:style w:styleId="Heading5" w:type="paragraph">
     <w:name w:val="Heading 5"/>
     <w:basedOn w:val="Normal"/>
     <w:next w:val="BodyText"/>
@@ -1357,18 +1481,18 @@
     <w:pPr>
       <w:keepNext/>
       <w:keepLines/>
-      <w:spacing w:before="200" w:after="0"/>
+      <w:spacing w:after="0" w:before="200"/>
       <w:outlineLvl w:val="4"/>
     </w:pPr>
     <w:rPr>
-      <w:rFonts w:asciiTheme="majorHAnsi" w:eastAsiaTheme="majorEastAsia" w:hAnsiTheme="majorHAnsi" w:cstheme="majorBidi"/>
+      <w:rFonts w:asciiTheme="majorHAnsi" w:cstheme="majorBidi" w:eastAsiaTheme="majorEastAsia" w:hAnsiTheme="majorHAnsi"/>
       <w:iCs/>
-      <w:color w:val="4F81BD" w:themeColor="accent1"/>
+      <w:color w:themeColor="accent1" w:val="4F81BD"/>
       <w:sz w:val="24"/>
       <w:szCs w:val="24"/>
     </w:rPr>
   </w:style>
-  <w:style w:type="paragraph" w:styleId="Heading6">
+  <w:style w:styleId="Heading6" w:type="paragraph">
     <w:name w:val="Heading 6"/>
     <w:basedOn w:val="Normal"/>
     <w:next w:val="BodyText"/>
@@ -1378,17 +1502,17 @@
     <w:pPr>
       <w:keepNext/>
       <w:keepLines/>
-      <w:spacing w:before="200" w:after="0"/>
+      <w:spacing w:after="0" w:before="200"/>
       <w:outlineLvl w:val="5"/>
     </w:pPr>
     <w:rPr>
-      <w:rFonts w:asciiTheme="majorHAnsi" w:eastAsiaTheme="majorEastAsia" w:hAnsiTheme="majorHAnsi" w:cstheme="majorBidi"/>
-      <w:color w:val="4F81BD" w:themeColor="accent1"/>
+      <w:rFonts w:asciiTheme="majorHAnsi" w:cstheme="majorBidi" w:eastAsiaTheme="majorEastAsia" w:hAnsiTheme="majorHAnsi"/>
+      <w:color w:themeColor="accent1" w:val="4F81BD"/>
       <w:sz w:val="24"/>
       <w:szCs w:val="24"/>
     </w:rPr>
   </w:style>
-  <w:style w:type="paragraph" w:styleId="Heading7">
+  <w:style w:styleId="Heading7" w:type="paragraph">
     <w:name w:val="Heading 7"/>
     <w:basedOn w:val="Normal"/>
     <w:next w:val="BodyText"/>
@@ -1398,17 +1522,17 @@
     <w:pPr>
       <w:keepNext/>
       <w:keepLines/>
-      <w:spacing w:before="200" w:after="0"/>
+      <w:spacing w:after="0" w:before="200"/>
       <w:outlineLvl w:val="6"/>
     </w:pPr>
     <w:rPr>
-      <w:rFonts w:asciiTheme="majorHAnsi" w:eastAsiaTheme="majorEastAsia" w:hAnsiTheme="majorHAnsi" w:cstheme="majorBidi"/>
-      <w:color w:val="4F81BD" w:themeColor="accent1"/>
+      <w:rFonts w:asciiTheme="majorHAnsi" w:cstheme="majorBidi" w:eastAsiaTheme="majorEastAsia" w:hAnsiTheme="majorHAnsi"/>
+      <w:color w:themeColor="accent1" w:val="4F81BD"/>
       <w:sz w:val="24"/>
       <w:szCs w:val="24"/>
     </w:rPr>
   </w:style>
-  <w:style w:type="paragraph" w:styleId="Heading8">
+  <w:style w:styleId="Heading8" w:type="paragraph">
     <w:name w:val="Heading 8"/>
     <w:basedOn w:val="Normal"/>
     <w:next w:val="BodyText"/>
@@ -1418,17 +1542,17 @@
     <w:pPr>
       <w:keepNext/>
       <w:keepLines/>
-      <w:spacing w:before="200" w:after="0"/>
+      <w:spacing w:after="0" w:before="200"/>
       <w:outlineLvl w:val="7"/>
     </w:pPr>
     <w:rPr>
-      <w:rFonts w:asciiTheme="majorHAnsi" w:eastAsiaTheme="majorEastAsia" w:hAnsiTheme="majorHAnsi" w:cstheme="majorBidi"/>
-      <w:color w:val="4F81BD" w:themeColor="accent1"/>
+      <w:rFonts w:asciiTheme="majorHAnsi" w:cstheme="majorBidi" w:eastAsiaTheme="majorEastAsia" w:hAnsiTheme="majorHAnsi"/>
+      <w:color w:themeColor="accent1" w:val="4F81BD"/>
       <w:sz w:val="24"/>
       <w:szCs w:val="24"/>
     </w:rPr>
   </w:style>
-  <w:style w:type="paragraph" w:styleId="Heading9">
+  <w:style w:styleId="Heading9" w:type="paragraph">
     <w:name w:val="Heading 9"/>
     <w:basedOn w:val="Normal"/>
     <w:next w:val="BodyText"/>
@@ -1438,17 +1562,17 @@
     <w:pPr>
       <w:keepNext/>
       <w:keepLines/>
-      <w:spacing w:before="200" w:after="0"/>
+      <w:spacing w:after="0" w:before="200"/>
       <w:outlineLvl w:val="8"/>
     </w:pPr>
     <w:rPr>
-      <w:rFonts w:asciiTheme="majorHAnsi" w:eastAsiaTheme="majorEastAsia" w:hAnsiTheme="majorHAnsi" w:cstheme="majorBidi"/>
-      <w:color w:val="4F81BD" w:themeColor="accent1"/>
+      <w:rFonts w:asciiTheme="majorHAnsi" w:cstheme="majorBidi" w:eastAsiaTheme="majorEastAsia" w:hAnsiTheme="majorHAnsi"/>
+      <w:color w:themeColor="accent1" w:val="4F81BD"/>
       <w:sz w:val="24"/>
       <w:szCs w:val="24"/>
     </w:rPr>
   </w:style>
-  <w:style w:type="paragraph" w:styleId="BlockText">
+  <w:style w:styleId="BlockText" w:type="paragraph">
     <w:name w:val="Block Text"/>
     <w:basedOn w:val="BodyText"/>
     <w:next w:val="BodyText"/>
@@ -1456,11 +1580,11 @@
     <w:unhideWhenUsed/>
     <w:qFormat/>
     <w:pPr>
-      <w:spacing w:before="100" w:after="100"/>
+      <w:spacing w:after="100" w:before="100"/>
       <w:ind w:firstLine="0" w:left="480" w:right="480"/>
     </w:pPr>
   </w:style>
-  <w:style w:type="paragraph" w:styleId="FootnoteText">
+  <w:style w:styleId="FootnoteText" w:type="paragraph">
     <w:name w:val="Footnote Text"/>
     <w:basedOn w:val="Normal"/>
     <w:next w:val="FootnoteText"/>
@@ -1468,28 +1592,43 @@
     <w:unhideWhenUsed/>
     <w:qFormat/>
   </w:style>
-  <w:style w:type="character" w:default="1" w:styleId="DefaultParagraphFont">
+  <w:style w:default="1" w:styleId="DefaultParagraphFont" w:type="character">
     <w:name w:val="Default Paragraph Font"/>
     <w:semiHidden/>
     <w:unhideWhenUsed/>
   </w:style>
-  <w:style w:type="table" w:default="1" w:styleId="Table">
+  <w:style w:default="1" w:styleId="Table" w:type="table">
     <w:name w:val="Table"/>
     <w:basedOn w:val="TableNormal"/>
     <w:semiHidden/>
     <w:unhideWhenUsed/>
     <w:qFormat/>
     <w:tblPr>
-      <w:tblInd w:w="0" w:type="dxa"/>
+      <w:tblInd w:type="dxa" w:w="0"/>
       <w:tblCellMar>
-        <w:top w:w="0" w:type="dxa"/>
-        <w:left w:w="108" w:type="dxa"/>
-        <w:bottom w:w="0" w:type="dxa"/>
-        <w:right w:w="108" w:type="dxa"/>
+        <w:top w:type="dxa" w:w="0"/>
+        <w:left w:type="dxa" w:w="108"/>
+        <w:bottom w:type="dxa" w:w="0"/>
+        <w:right w:type="dxa" w:w="108"/>
       </w:tblCellMar>
     </w:tblPr>
-  </w:style>
-  <w:style w:type="paragraph" w:customStyle="1" w:styleId="DefinitionTerm">
+    <w:tblStylePr w:type="firstRow">
+      <w:tblPr>
+        <w:jc w:val="left"/>
+        <w:tblInd w:type="dxa" w:w="0"/>
+      </w:tblPr>
+      <w:trPr>
+        <w:jc w:val="left"/>
+      </w:trPr>
+      <w:tcPr>
+        <w:vAlign w:val="bottom"/>
+        <w:tcBorders>
+          <w:bottom w:val="single"/>
+        </w:tcBorders>
+      </w:tcPr>
+    </w:tblStylePr>
+  </w:style>
+  <w:style w:customStyle="1" w:styleId="DefinitionTerm" w:type="paragraph">
     <w:name w:val="Definition Term"/>
     <w:basedOn w:val="Normal"/>
     <w:next w:val="Definition"/>
@@ -1502,49 +1641,49 @@
       <w:b/>
     </w:rPr>
   </w:style>
-  <w:style w:type="paragraph" w:customStyle="1" w:styleId="Definition">
+  <w:style w:customStyle="1" w:styleId="Definition" w:type="paragraph">
     <w:name w:val="Definition"/>
     <w:basedOn w:val="Normal"/>
   </w:style>
-  <w:style w:type="paragraph" w:styleId="Caption">
+  <w:style w:styleId="Caption" w:type="paragraph">
     <w:name w:val="Caption"/>
     <w:basedOn w:val="Normal"/>
     <w:link w:val="BodyTextChar"/>
     <w:pPr>
-      <w:spacing w:before="0" w:after="120"/>
+      <w:spacing w:after="120" w:before="0"/>
     </w:pPr>
     <w:rPr>
       <w:i/>
     </w:rPr>
   </w:style>
-  <w:style w:type="paragraph" w:customStyle="1" w:styleId="TableCaption">
+  <w:style w:customStyle="1" w:styleId="TableCaption" w:type="paragraph">
     <w:name w:val="Table Caption"/>
     <w:basedOn w:val="Caption"/>
     <w:pPr>
       <w:keepNext/>
     </w:pPr>
   </w:style>
-  <w:style w:type="paragraph" w:customStyle="1" w:styleId="ImageCaption">
+  <w:style w:customStyle="1" w:styleId="ImageCaption" w:type="paragraph">
     <w:name w:val="Image Caption"/>
     <w:basedOn w:val="Caption"/>
   </w:style>
-  <w:style w:type="paragraph" w:customStyle="1" w:styleId="Figure">
+  <w:style w:customStyle="1" w:styleId="Figure" w:type="paragraph">
     <w:name w:val="Figure"/>
     <w:basedOn w:val="Normal"/>
   </w:style>
-  <w:style w:type="paragraph" w:customStyle="1" w:styleId="CaptionedFigure">
+  <w:style w:customStyle="1" w:styleId="CaptionedFigure" w:type="paragraph">
     <w:name w:val="Captioned Figure"/>
     <w:basedOn w:val="Figure"/>
     <w:pPr>
       <w:keepNext/>
     </w:pPr>
   </w:style>
-  <w:style w:type="character" w:customStyle="1" w:styleId="BodyTextChar">
+  <w:style w:customStyle="1" w:styleId="BodyTextChar" w:type="character">
     <w:name w:val="Body Text Char"/>
     <w:basedOn w:val="DefaultParagraphFont"/>
     <w:link w:val="BodyText"/>
   </w:style>
-  <w:style w:type="character" w:customStyle="1" w:styleId="VerbatimChar">
+  <w:style w:customStyle="1" w:styleId="VerbatimChar" w:type="character">
     <w:name w:val="Verbatim Char"/>
     <w:basedOn w:val="BodyTextChar"/>
     <w:rPr>
@@ -1552,21 +1691,25 @@
       <w:sz w:val="22"/>
     </w:rPr>
   </w:style>
-  <w:style w:type="character" w:styleId="FootnoteReference">
+  <w:style w:customStyle="1" w:styleId="SectionNumber" w:type="character">
+    <w:name w:val="Section Number"/>
+    <w:basedOn w:val="BodyTextChar"/>
+  </w:style>
+  <w:style w:styleId="FootnoteReference" w:type="character">
     <w:name w:val="Footnote Reference"/>
     <w:basedOn w:val="BodyTextChar"/>
     <w:rPr>
       <w:vertAlign w:val="superscript"/>
     </w:rPr>
   </w:style>
-  <w:style w:type="character" w:styleId="Hyperlink">
+  <w:style w:styleId="Hyperlink" w:type="character">
     <w:name w:val="Hyperlink"/>
     <w:basedOn w:val="BodyTextChar"/>
     <w:rPr>
-      <w:color w:val="4F81BD" w:themeColor="accent1"/>
-    </w:rPr>
-  </w:style>
-  <w:style w:type="paragraph" w:styleId="TOCHeading">
+      <w:color w:themeColor="accent1" w:val="4F81BD"/>
+    </w:rPr>
+  </w:style>
+  <w:style w:styleId="TOCHeading" w:type="paragraph">
     <w:name w:val="TOC Heading"/>
     <w:basedOn w:val="Heading1"/>
     <w:next w:val="BodyText"/>
@@ -1578,10 +1721,10 @@
       <w:outlineLvl w:val="9"/>
     </w:pPr>
     <w:rPr>
-      <w:rFonts w:asciiTheme="majorHAnsi" w:eastAsiaTheme="majorEastAsia" w:hAnsiTheme="majorHAnsi" w:cstheme="majorBidi"/>
+      <w:rFonts w:asciiTheme="majorHAnsi" w:cstheme="majorBidi" w:eastAsiaTheme="majorEastAsia" w:hAnsiTheme="majorHAnsi"/>
       <w:b w:val="0"/>
       <w:bCs w:val="0"/>
-      <w:color w:val="365F91" w:themeColor="accent1" w:themeShade="BF"/>
+      <w:color w:themeColor="accent1" w:themeShade="BF" w:val="365F91"/>
     </w:rPr>
   </w:style>
   <w:style w:type="paragraph" w:customStyle="1" w:styleId="SourceCode">
@@ -1673,7 +1816,10 @@
   <w:style w:type="character" w:customStyle="1" w:styleId="ImportTok">
     <w:name w:val="ImportTok"/>
     <w:basedOn w:val="VerbatimChar"/>
-    <w:rPr/>
+    <w:rPr>
+      <w:color w:val="008000"/>
+      <w:b/>
+    </w:rPr>
   </w:style>
   <w:style w:type="character" w:customStyle="1" w:styleId="CommentTok">
     <w:name w:val="CommentTok"/>
@@ -1748,7 +1894,9 @@
   <w:style w:type="character" w:customStyle="1" w:styleId="BuiltInTok">
     <w:name w:val="BuiltInTok"/>
     <w:basedOn w:val="VerbatimChar"/>
-    <w:rPr/>
+    <w:rPr>
+      <w:color w:val="008000"/>
+    </w:rPr>
   </w:style>
   <w:style w:type="character" w:customStyle="1" w:styleId="ExtensionTok">
     <w:name w:val="ExtensionTok"/>
